--- a/reviewed_PA_impact_population_counts_LMICs.docx
+++ b/reviewed_PA_impact_population_counts_LMICs.docx
@@ -15,7 +15,7 @@
         <w:pStyle w:val="Author"/>
       </w:pPr>
       <w:r>
-        <w:t xml:space="preserve">Florent Bédécarrats</w:t>
+        <w:t xml:space="preserve">Anonymized for review</w:t>
       </w:r>
     </w:p>
     <w:p>
@@ -1234,7 +1234,7 @@
         <w:pStyle w:val="FirstParagraph"/>
       </w:pPr>
       <w:r>
-        <w:t xml:space="preserve">Figure 2 displays, for each country, the percentage of the national population residing inside PAs or within 10 km, in 2000 and 2020. The wide cross-country variation – from less than 1% to over 90% – underscores that aggregate statistics mask considerable heterogeneity. In 66 of the 75 countries, the share increased between 2000 and 2020 (blue segments), consistent with PA expansion. A small number of countries experienced slight declines, typically where PA coverage was stable while urban population growth reduced the relative weight of PA-adjacent populations. Full country-level detail is provided in Table S1 (Supplementary Materials).</w:t>
+        <w:t xml:space="preserve">Figure 2 displays, for each country, the percentage of the national population residing inside PAs or within 10 km, in 2000 and 2020. The wide cross-country variation – from less than 1% to over 90% – underscores that aggregate statistics mask considerable heterogeneity. In 66 of the 75 countries, the share strictly increased between 2000 and 2020 (blue segments), consistent with PA expansion. Two island states (Micronesia and Kiribati) had no PAs in either period. Seven countries experienced marginal declines (all below 1.5 percentage points), most notably Eritrea, Malawi, and Zambia, where stable PA coverage combined with population growth in non-PA areas slightly reduced the relative share of PA-adjacent populations. Full country-level detail is provided in Table S1 (Supplementary Materials).</w:t>
       </w:r>
     </w:p>
     <w:p>
